--- a/reports/Fish_Kiln_Beginner_Results_Explanation.docx
+++ b/reports/Fish_Kiln_Beginner_Results_Explanation.docx
@@ -29,7 +29,7 @@
     </w:p>
     <w:p>
       <w:r>
-        <w:t>Generated: 2026-06-29</w:t>
+        <w:t>Generated: 2026-06-30</w:t>
       </w:r>
     </w:p>
     <w:p>
@@ -54,7 +54,7 @@
           <w:b/>
           <w:color w:val="007F73"/>
         </w:rPr>
-        <w:t>Be honest: the current model is trained on synthetic demonstration data generated by train_model.py. It is a prototype workflow. The next academic improvement is to collect real kiln experiment data and retrain the model.</w:t>
+        <w:t>Be honest: the current model is trained on synthetic demonstration data generated by train_model.py. The next academic improvement is to collect real kiln experiment data and retrain the model.</w:t>
       </w:r>
     </w:p>
     <w:p>
@@ -2896,7 +2896,7 @@
           </w:tcPr>
           <w:p>
             <w:r>
-              <w:t>170.8 KB in dist/assets</w:t>
+              <w:t>173.5 KB in dist/assets</w:t>
             </w:r>
           </w:p>
         </w:tc>
@@ -3169,7 +3169,7 @@
           </w:tcPr>
           <w:p>
             <w:r>
-              <w:t>For this prototype, I generated a synthetic dataset using train_model.py. It has 2100 rows and simulates fish drying behavior using moisture, weight, temperature, humidity, and elapsed time assumptions.</w:t>
+              <w:t>For the current version, I generated a synthetic dataset using train_model.py. It has 2100 rows and simulates fish drying behavior using moisture, weight, temperature, humidity, and elapsed time assumptions.</w:t>
             </w:r>
           </w:p>
         </w:tc>
@@ -3235,7 +3235,7 @@
           </w:tcPr>
           <w:p>
             <w:r>
-              <w:t>Because drying is affected by several non-linear factors. Random Forest handles non-linear relationships and mixed features well for a prototype.</w:t>
+              <w:t>Because drying is affected by several non-linear factors. Random Forest handles non-linear relationships and mixed features well for this version of the system.</w:t>
             </w:r>
           </w:p>
         </w:tc>
@@ -3317,7 +3317,7 @@
     </w:p>
     <w:p>
       <w:r>
-        <w:t>A good way to say it is: 'At this stage, the model is a prototype trained on synthetic drying data generated from domain assumptions. The purpose is to demonstrate the intelligent monitoring workflow. For final validation, I will need to collect real drying readings from the kiln, retrain the model, and compare the model performance on real experimental test data.'</w:t>
+        <w:t>A good way to say it is: 'At this stage, the model is trained on synthetic drying data generated from domain assumptions. The purpose is to demonstrate the intelligent monitoring workflow. For final validation, I will need to collect real drying readings from the kiln, retrain the model, and compare the model performance on real experimental test data.'</w:t>
       </w:r>
     </w:p>
     <w:p>
